--- a/pcd_automation/processos/PCD_2026_000345678_001_Ricardo_Nunes_Pereira_2026-03-09/02_termo_abertura_vista_inicial.docx
+++ b/pcd_automation/processos/PCD_2026_000345678_001_Ricardo_Nunes_Pereira_2026-03-09/02_termo_abertura_vista_inicial.docx
@@ -827,16 +827,16 @@
           <w:sz w:val="22"/>
           <w:szCs w:val="23"/>
         </w:rPr>
-        <w:t xml:space="preserve"> 8 </w:t>
-      </w:r>
-      <w:r>
-        <w:rPr>
-          <w:rFonts w:ascii="Rawline" w:hAnsi="Rawline" w:cs="Rawline" w:eastAsia="Rawline"/>
-          <w:color w:val="000000"/>
-          <w:sz w:val="22"/>
-          <w:szCs w:val="23"/>
-        </w:rPr>
-        <w:t xml:space="preserve">horas, o comunicado deixado de comparecer ao serviço ordinário para o qual foi previamente escalado, ausentando-se sem justificativa legal.</w:t>
+        <w:t xml:space="preserve"> 08h20min</w:t>
+      </w:r>
+      <w:r>
+        <w:rPr>
+          <w:rFonts w:ascii="Rawline" w:hAnsi="Rawline" w:cs="Rawline" w:eastAsia="Rawline"/>
+          <w:color w:val="000000"/>
+          <w:sz w:val="22"/>
+          <w:szCs w:val="23"/>
+        </w:rPr>
+        <w:t xml:space="preserve">, o comunicado deixado de comparecer ao serviço ordinário para o qual foi previamente escalado, ausentando-se sem justificativa legal.</w:t>
       </w:r>
       <w:r>
         <w:rPr>

--- a/pcd_automation/processos/PCD_2026_000345678_001_Ricardo_Nunes_Pereira_2026-03-09/02_termo_abertura_vista_inicial.docx
+++ b/pcd_automation/processos/PCD_2026_000345678_001_Ricardo_Nunes_Pereira_2026-03-09/02_termo_abertura_vista_inicial.docx
@@ -707,7 +707,7 @@
           <w:sz w:val="22"/>
           <w:szCs w:val="23"/>
         </w:rPr>
-        <w:t xml:space="preserve">II</w:t>
+        <w:t xml:space="preserve">XX</w:t>
       </w:r>
       <w:r>
         <w:rPr>
@@ -855,7 +855,7 @@
           <w:sz w:val="22"/>
           <w:szCs w:val="23"/>
         </w:rPr>
-        <w:t xml:space="preserve"> II</w:t>
+        <w:t xml:space="preserve"> XX</w:t>
       </w:r>
       <w:r>
         <w:rPr>
